--- a/Laporan/LaporanUKK-PerpustakaanFahmi.docx
+++ b/Laporan/LaporanUKK-PerpustakaanFahmi.docx
@@ -1540,23 +1540,6 @@
       <w:proofErr w:type="spellEnd"/>
       <w:r>
         <w:t>.</w:t>
-      </w:r>
-    </w:p>
-    <w:p>
-      <w:pPr>
-        <w:spacing w:line="278" w:lineRule="auto"/>
-        <w:ind w:firstLine="0"/>
-        <w:jc w:val="left"/>
-        <w:rPr>
-          <w:rFonts w:eastAsia="Times New Roman" w:cs="Times New Roman"/>
-          <w:kern w:val="0"/>
-          <w:lang w:eastAsia="en-ID"/>
-          <w14:ligatures w14:val="none"/>
-        </w:rPr>
-      </w:pPr>
-      <w:r>
-        <w:lastRenderedPageBreak/>
-        <w:br w:type="page"/>
       </w:r>
     </w:p>
     <w:p>
@@ -7443,6 +7426,7 @@
       </w:pPr>
       <w:r>
         <w:rPr>
+          <w:noProof/>
           <w:lang w:val="sv-SE"/>
         </w:rPr>
         <w:drawing>
@@ -7594,6 +7578,7 @@
       </w:pPr>
       <w:r>
         <w:rPr>
+          <w:noProof/>
           <w:lang w:val="sv-SE"/>
         </w:rPr>
         <w:drawing>
